--- a/Participant Information.docx
+++ b/Participant Information.docx
@@ -88,10 +88,7 @@
         <w:t>Nicholas Cornwell (</w:t>
       </w:r>
       <w:r>
-        <w:t>Games Technology BSc (Hons) Student</w:t>
-      </w:r>
-      <w:r>
-        <w:t xml:space="preserve">) – </w:t>
+        <w:t xml:space="preserve">Games Technology BSc (Hons) Student) – </w:t>
       </w:r>
       <w:hyperlink r:id="rId10" w:history="1">
         <w:r>
@@ -223,25 +220,7 @@
         <w:rPr>
           <w:rFonts w:cs="Arial"/>
         </w:rPr>
-        <w:t>You do not have to take part in this research. It is up to you to decide whether or not you want to be involved. If you do decide to take part, you will be given a copy of this information sheet to keep and will be asked to sign a consent form. If you do decide to take part, you are able to withdraw from the research without giving a reason</w:t>
-      </w:r>
-      <w:r>
-        <w:rPr>
-          <w:rFonts w:cs="Arial"/>
-        </w:rPr>
-        <w:t xml:space="preserve"> from the playtest until two weeks after</w:t>
-      </w:r>
-      <w:r>
-        <w:rPr>
-          <w:rFonts w:cs="Arial"/>
-        </w:rPr>
-        <w:t xml:space="preserve">. If you want to withdraw from the study within this period, please </w:t>
-      </w:r>
-      <w:r>
-        <w:rPr>
-          <w:rFonts w:cs="Arial"/>
-        </w:rPr>
-        <w:t xml:space="preserve">don’t hesitate to </w:t>
+        <w:t xml:space="preserve">You do not have to take part in this research. It is up to you to decide whether or not you want to be involved. If you do decide to take part, you will be given a copy of this information sheet to keep and will be asked to sign a consent form. If you do decide to take part, you are able to withdraw from the research without giving a reason from the playtest until two weeks after. If you want to withdraw from the study within this period, please don’t hesitate to </w:t>
       </w:r>
       <w:r>
         <w:rPr>
@@ -461,13 +440,7 @@
         <w:rPr>
           <w:rFonts w:cs="Arial"/>
         </w:rPr>
-        <w:t xml:space="preserve"> in accordance with the University’s and </w:t>
-      </w:r>
-      <w:r>
-        <w:rPr>
-          <w:rFonts w:cs="Arial"/>
-        </w:rPr>
-        <w:t>Data Protection Act 2018 and General Data Protection Regulation requirements</w:t>
+        <w:t xml:space="preserve"> in accordance with the University’s and Data Protection Act 2018 and General Data Protection Regulation requirements</w:t>
       </w:r>
       <w:r>
         <w:rPr>
@@ -691,7 +664,23 @@
           <w:b/>
           <w:bCs/>
         </w:rPr>
-        <w:t>Thank you for taking part in this study. You will be given a copy of this Participation Form and your signed Consent form.</w:t>
+        <w:t>Thank you for taking part in this study. You will be given a copy of this Participation Form and your signed Consent form</w:t>
+      </w:r>
+      <w:r>
+        <w:rPr>
+          <w:rFonts w:cs="Arial"/>
+          <w:b/>
+          <w:bCs/>
+        </w:rPr>
+        <w:t xml:space="preserve"> if requested</w:t>
+      </w:r>
+      <w:r>
+        <w:rPr>
+          <w:rFonts w:cs="Arial"/>
+          <w:b/>
+          <w:bCs/>
+        </w:rPr>
+        <w:t>.</w:t>
       </w:r>
     </w:p>
     <w:sectPr>
@@ -1355,6 +1344,7 @@
   <w:style w:type="character" w:default="1" w:styleId="DefaultParagraphFont">
     <w:name w:val="Default Paragraph Font"/>
     <w:uiPriority w:val="1"/>
+    <w:semiHidden/>
     <w:unhideWhenUsed/>
   </w:style>
   <w:style w:type="table" w:default="1" w:styleId="TableNormal">
@@ -2080,18 +2070,18 @@
 </file>
 
 <file path=customXml/item2.xml><?xml version="1.0" encoding="utf-8"?>
+<p:properties xmlns:p="http://schemas.microsoft.com/office/2006/metadata/properties" xmlns:xsi="http://www.w3.org/2001/XMLSchema-instance" xmlns:pc="http://schemas.microsoft.com/office/infopath/2007/PartnerControls">
+  <documentManagement/>
+</p:properties>
+</file>
+
+<file path=customXml/item3.xml><?xml version="1.0" encoding="utf-8"?>
 <?mso-contentType ?>
 <FormTemplates xmlns="http://schemas.microsoft.com/sharepoint/v3/contenttype/forms">
   <Display>DocumentLibraryForm</Display>
   <Edit>DocumentLibraryForm</Edit>
   <New>DocumentLibraryForm</New>
 </FormTemplates>
-</file>
-
-<file path=customXml/item3.xml><?xml version="1.0" encoding="utf-8"?>
-<p:properties xmlns:p="http://schemas.microsoft.com/office/2006/metadata/properties" xmlns:xsi="http://www.w3.org/2001/XMLSchema-instance" xmlns:pc="http://schemas.microsoft.com/office/infopath/2007/PartnerControls">
-  <documentManagement/>
-</p:properties>
 </file>
 
 <file path=customXml/itemProps1.xml><?xml version="1.0" encoding="utf-8"?>
@@ -2114,18 +2104,18 @@
 </file>
 
 <file path=customXml/itemProps2.xml><?xml version="1.0" encoding="utf-8"?>
-<ds:datastoreItem xmlns:ds="http://schemas.openxmlformats.org/officeDocument/2006/customXml" ds:itemID="{CA93F10B-C3A5-4E6B-9712-0606AE8C4563}">
-  <ds:schemaRefs>
-    <ds:schemaRef ds:uri="http://schemas.microsoft.com/sharepoint/v3/contenttype/forms"/>
-  </ds:schemaRefs>
-</ds:datastoreItem>
-</file>
-
-<file path=customXml/itemProps3.xml><?xml version="1.0" encoding="utf-8"?>
 <ds:datastoreItem xmlns:ds="http://schemas.openxmlformats.org/officeDocument/2006/customXml" ds:itemID="{EBA0B054-5AA2-44C0-9E9B-249500E865B2}">
   <ds:schemaRefs>
     <ds:schemaRef ds:uri="http://schemas.microsoft.com/office/2006/metadata/properties"/>
     <ds:schemaRef ds:uri="http://schemas.microsoft.com/office/infopath/2007/PartnerControls"/>
   </ds:schemaRefs>
 </ds:datastoreItem>
+</file>
+
+<file path=customXml/itemProps3.xml><?xml version="1.0" encoding="utf-8"?>
+<ds:datastoreItem xmlns:ds="http://schemas.openxmlformats.org/officeDocument/2006/customXml" ds:itemID="{CA93F10B-C3A5-4E6B-9712-0606AE8C4563}">
+  <ds:schemaRefs>
+    <ds:schemaRef ds:uri="http://schemas.microsoft.com/sharepoint/v3/contenttype/forms"/>
+  </ds:schemaRefs>
+</ds:datastoreItem>
 </file>